--- a/Dfff-Inf/F107-DoM.docx
+++ b/Dfff-Inf/F107-DoM.docx
@@ -1107,40 +1107,84 @@
         <w:jc w:val="center"/>
         <w:rPr>
           <w:noProof/>
-          <w:lang w:val="el-GR"/>
-        </w:rPr>
-      </w:pPr>
-      <w:r>
-        <w:rPr>
-          <w:rStyle w:val="greek1"/>
-          <w:rFonts w:cs="Gentium"/>
-          <w:b/>
-          <w:bCs/>
-          <w:i/>
-          <w:iCs/>
-          <w:noProof/>
-          <w:sz w:val="32"/>
-          <w:szCs w:val="32"/>
-          <w:u w:val="single" w:color="0070C0"/>
-          <w:lang w:val="el-GR"/>
-        </w:rPr>
-        <w:t>Chapter 14</w:t>
-      </w:r>
-    </w:p>
-    <w:p>
-      <w:pPr>
-        <w:spacing w:before="120"/>
-        <w:jc w:val="both"/>
-        <w:rPr>
-          <w:rFonts w:ascii="Gentium" w:hAnsi="Gentium" w:cs="Gentium"/>
-          <w:i/>
-          <w:iCs/>
-          <w:noProof/>
-          <w:color w:val="993300"/>
-          <w:sz w:val="28"/>
-          <w:szCs w:val="28"/>
-          <w:u w:color="003300"/>
-          <w:lang w:val="el-GR"/>
+        </w:rPr>
+      </w:pPr>
+      <w:r>
+        <w:rPr>
+          <w:rStyle w:val="greek1"/>
+          <w:rFonts w:cs="Gentium"/>
+          <w:b/>
+          <w:bCs/>
+          <w:i/>
+          <w:iCs/>
+          <w:noProof/>
+          <w:sz w:val="32"/>
+          <w:szCs w:val="32"/>
+          <w:u w:val="single" w:color="0070C0"/>
+          <w:lang w:val="el-GR"/>
+        </w:rPr>
+        <w:t>Chapter</w:t>
+      </w:r>
+      <w:r>
+        <w:rPr>
+          <w:rStyle w:val="greek1"/>
+          <w:rFonts w:cs="Gentium"/>
+          <w:b/>
+          <w:bCs/>
+          <w:i/>
+          <w:iCs/>
+          <w:noProof/>
+          <w:sz w:val="32"/>
+          <w:szCs w:val="32"/>
+          <w:u w:val="single" w:color="0070C0"/>
+        </w:rPr>
+        <w:t>s</w:t>
+      </w:r>
+      <w:r>
+        <w:rPr>
+          <w:rStyle w:val="greek1"/>
+          <w:rFonts w:cs="Gentium"/>
+          <w:b/>
+          <w:bCs/>
+          <w:i/>
+          <w:iCs/>
+          <w:noProof/>
+          <w:sz w:val="32"/>
+          <w:szCs w:val="32"/>
+          <w:u w:val="single" w:color="0070C0"/>
+          <w:lang w:val="el-GR"/>
+        </w:rPr>
+        <w:t xml:space="preserve"> 14</w:t>
+      </w:r>
+      <w:r>
+        <w:rPr>
+          <w:rStyle w:val="greek1"/>
+          <w:rFonts w:cs="Gentium"/>
+          <w:b/>
+          <w:bCs/>
+          <w:i/>
+          <w:iCs/>
+          <w:noProof/>
+          <w:sz w:val="32"/>
+          <w:szCs w:val="32"/>
+          <w:u w:val="single" w:color="0070C0"/>
+        </w:rPr>
+        <w:t>–15(a)</w:t>
+      </w:r>
+    </w:p>
+    <w:p>
+      <w:pPr>
+        <w:spacing w:before="120"/>
+        <w:jc w:val="both"/>
+        <w:rPr>
+          <w:rFonts w:ascii="Gentium" w:hAnsi="Gentium" w:cs="Gentium"/>
+          <w:i/>
+          <w:iCs/>
+          <w:noProof/>
+          <w:color w:val="993300"/>
+          <w:sz w:val="28"/>
+          <w:szCs w:val="28"/>
+          <w:u w:color="003300"/>
         </w:rPr>
       </w:pPr>
       <w:r>
@@ -1160,8 +1204,53 @@
     </w:p>
     <w:p>
       <w:pPr>
-        <w:rPr>
-          <w:noProof/>
+        <w:spacing w:before="120"/>
+        <w:jc w:val="both"/>
+        <w:rPr>
+          <w:rFonts w:ascii="Gentium" w:hAnsi="Gentium" w:cs="Gentium"/>
+          <w:i/>
+          <w:iCs/>
+          <w:noProof/>
+          <w:color w:val="993300"/>
+          <w:sz w:val="28"/>
+          <w:szCs w:val="28"/>
+          <w:u w:color="003300"/>
+          <w:lang w:val="el-GR"/>
+        </w:rPr>
+      </w:pPr>
+      <w:r>
+        <w:rPr>
+          <w:rFonts w:ascii="Gentium" w:hAnsi="Gentium" w:cs="Gentium"/>
+          <w:i/>
+          <w:iCs/>
+          <w:noProof/>
+          <w:color w:val="993300"/>
+          <w:sz w:val="28"/>
+          <w:szCs w:val="28"/>
+          <w:u w:color="003300"/>
+          <w:lang w:val="el-GR"/>
+        </w:rPr>
+        <w:lastRenderedPageBreak/>
+        <w:t>ὁ δὲ Πέτρος ἀρθεὶς ὑπὸ νεφέλης ἔστη μέσον οὐρανοῦ καὶ γῆς, τοῦ πνεύματος τοῦ ἁγίου στηρίξαντος αὐτόν, καὶ σύνοδα τῶν λοιπῶν ἀποστόλων καὶ αὐτῶν ἁρπαγέντων ἐν νεφέλαις εὑρεθῆναι μετὰ τοῦ Πέτρου. καὶ οὕτως ὑπὸ τοῦ πνεύματος τοῦ ἁγίου, ὡς εἴρηται, πάντες ἅμα ἦλθον.</w:t>
+      </w:r>
+    </w:p>
+    <w:p>
+      <w:pPr>
+        <w:keepNext/>
+        <w:widowControl w:val="0"/>
+        <w:spacing w:before="120"/>
+        <w:jc w:val="center"/>
+        <w:rPr>
+          <w:rStyle w:val="greek1"/>
+          <w:rFonts w:cs="Gentium"/>
+          <w:b/>
+          <w:bCs/>
+          <w:i/>
+          <w:iCs/>
+          <w:noProof/>
+          <w:sz w:val="32"/>
+          <w:szCs w:val="32"/>
+          <w:u w:val="single" w:color="0070C0"/>
           <w:lang w:val="el-GR"/>
         </w:rPr>
         <w:sectPr>
@@ -1198,454 +1287,337 @@
           <w:u w:val="single" w:color="0070C0"/>
           <w:lang w:val="el-GR"/>
         </w:rPr>
+        <w:t>Chapter 15</w:t>
+      </w:r>
+      <w:r>
+        <w:rPr>
+          <w:rStyle w:val="greek1"/>
+          <w:rFonts w:cs="Gentium"/>
+          <w:b/>
+          <w:bCs/>
+          <w:i/>
+          <w:iCs/>
+          <w:noProof/>
+          <w:sz w:val="32"/>
+          <w:szCs w:val="32"/>
+          <w:u w:val="single" w:color="0070C0"/>
+        </w:rPr>
+        <w:t>(b)</w:t>
+      </w:r>
+    </w:p>
+    <w:p>
+      <w:pPr>
+        <w:spacing w:before="120"/>
+        <w:jc w:val="both"/>
+        <w:rPr>
+          <w:rFonts w:ascii="Gentium" w:hAnsi="Gentium" w:cs="Gentium"/>
+          <w:i/>
+          <w:iCs/>
+          <w:noProof/>
+          <w:color w:val="993300"/>
+          <w:sz w:val="28"/>
+          <w:szCs w:val="28"/>
+          <w:u w:color="003300"/>
+          <w:lang w:val="el-GR"/>
+        </w:rPr>
+      </w:pPr>
+      <w:r>
+        <w:rPr>
+          <w:rFonts w:ascii="Gentium" w:hAnsi="Gentium" w:cs="Gentium"/>
+          <w:i/>
+          <w:iCs/>
+          <w:noProof/>
+          <w:color w:val="993300"/>
+          <w:sz w:val="28"/>
+          <w:szCs w:val="28"/>
+          <w:u w:color="003300"/>
+          <w:lang w:val="el-GR"/>
+        </w:rPr>
+        <w:t>Καὶ εἰσελθόντες πρὸς τὴν μητέρα τοῦ κυρίου καὶ θεοῦ ἡμῶν προσκυνήσαντες εἴπαμεν· μὴ φοβοῦ μηδὲ λυποῦ· κύριος ὁ θεὸς ὁ τεχθεὶς ἐκ σοῦ ἐκβαλεῖ σε ἐκ τοῦ κόσμου τούτου μετὰ δόξης. καὶ ἀγαλλιασαμένη ἐπὶ τῷ θεῷ τῷ σωτῆρι αὐτῆς ἀνεκάθισεν ἐν τῇ κλίνῃ, καὶ λέγει τοῖς ἀποστόλοις· ἄρτι ἐπίστευσα ὅτι ἔρχεται ὁ διδάσκαλος καὶ θεὸς ἡμῶν ἐξ οὐρανοῦ, καὶ θεωρῶ αὐτόν, καὶ οὕτως ἀναλύω ἐκ τοῦ βίου τούτου, ὥσπερ ἐθεασάμην ὑμᾶς παραγεναμένους. καὶ θέλω ἵνα εἴπητέ μοι, πόθεν γνόντες ὅτι ἀναλύω παρεγένεσθε πρός με, καὶ ἀπὸ ποίων χωρῶν καὶ διὰ πόσου παρεγένεσθε ἐνταῦθα, ὅτι οὕτως ἐταχύνατε εἰς τὴν ἐμὴν ἐπίσκεψιν. οὔτε γὰρ ἀπέκρυψέν μοι ὁ ἐξ ἐμοῦ τεχθείς, ὁ κύριος ἡμῶν Ἰησοῦς Χριστός, ὁ τῶν ὅλων θεός· πεπίστευκα γὰρ καὶ νῦν ὅτι οὗτός ἐστιν ὁ υἱὸς τοῦ ὑψίστου.</w:t>
+      </w:r>
+    </w:p>
+    <w:p>
+      <w:pPr>
+        <w:rPr>
+          <w:noProof/>
+          <w:lang w:val="el-GR"/>
+        </w:rPr>
+        <w:sectPr>
+          <w:type w:val="continuous"/>
+          <w:pgSz w:w="16838" w:h="11906" w:orient="landscape"/>
+          <w:pgMar w:top="1418" w:right="1418" w:bottom="1418" w:left="1418" w:header="0" w:footer="0" w:gutter="0"/>
+          <w:cols w:space="720"/>
+          <w:formProt w:val="0"/>
+          <w:docGrid w:linePitch="600" w:charSpace="32768"/>
+        </w:sectPr>
+      </w:pPr>
+    </w:p>
+    <w:p>
+      <w:pPr>
+        <w:keepNext/>
+        <w:widowControl w:val="0"/>
+        <w:spacing w:before="120"/>
+        <w:jc w:val="center"/>
+        <w:rPr>
+          <w:noProof/>
+          <w:lang w:val="el-GR"/>
+        </w:rPr>
+      </w:pPr>
+      <w:r>
+        <w:rPr>
+          <w:rStyle w:val="greek1"/>
+          <w:rFonts w:cs="Gentium"/>
+          <w:b/>
+          <w:bCs/>
+          <w:i/>
+          <w:iCs/>
+          <w:noProof/>
+          <w:sz w:val="32"/>
+          <w:szCs w:val="32"/>
+          <w:u w:val="single" w:color="0070C0"/>
+          <w:lang w:val="el-GR"/>
+        </w:rPr>
+        <w:t>Chapter 16</w:t>
+      </w:r>
+    </w:p>
+    <w:p>
+      <w:pPr>
+        <w:spacing w:before="120"/>
+        <w:jc w:val="both"/>
+        <w:rPr>
+          <w:rFonts w:ascii="Gentium" w:hAnsi="Gentium" w:cs="Gentium"/>
+          <w:i/>
+          <w:iCs/>
+          <w:noProof/>
+          <w:color w:val="993300"/>
+          <w:sz w:val="28"/>
+          <w:szCs w:val="28"/>
+          <w:u w:color="003300"/>
+          <w:lang w:val="el-GR"/>
+        </w:rPr>
+      </w:pPr>
+      <w:r>
+        <w:rPr>
+          <w:rStyle w:val="chapternumber1"/>
+          <w:rFonts w:ascii="Gentium" w:hAnsi="Gentium" w:cs="Gentium"/>
+          <w:i/>
+          <w:iCs/>
+          <w:noProof/>
+          <w:color w:val="993300"/>
+          <w:sz w:val="28"/>
+          <w:szCs w:val="28"/>
+          <w:u w:color="003300"/>
+          <w:lang w:val="el-GR"/>
+        </w:rPr>
+        <w:t xml:space="preserve">Καὶ </w:t>
+      </w:r>
+      <w:r>
+        <w:rPr>
+          <w:rFonts w:ascii="Gentium" w:hAnsi="Gentium" w:cs="Gentium"/>
+          <w:i/>
+          <w:iCs/>
+          <w:noProof/>
+          <w:color w:val="993300"/>
+          <w:sz w:val="28"/>
+          <w:szCs w:val="28"/>
+          <w:u w:color="003300"/>
+          <w:lang w:val="el-GR"/>
+        </w:rPr>
+        <w:t>ἀποκριθεὶς ὁ Πέτρος εἶπεν τοῖς ἀποστόλοις· ἕκαστος, πρὸς ὃ τὸ πνεῦμα τὸ ἅγιον εὐηγγελίσατο καὶ διετάξατο ἡμῖν, πληροφορήσωμεν τὴν μητέρα τοῦ κυρίου ἡμῶν.</w:t>
+      </w:r>
+    </w:p>
+    <w:p>
+      <w:pPr>
+        <w:rPr>
+          <w:noProof/>
+          <w:lang w:val="el-GR"/>
+        </w:rPr>
+        <w:sectPr>
+          <w:type w:val="continuous"/>
+          <w:pgSz w:w="16838" w:h="11906" w:orient="landscape"/>
+          <w:pgMar w:top="1418" w:right="1418" w:bottom="1418" w:left="1418" w:header="0" w:footer="0" w:gutter="0"/>
+          <w:cols w:space="720"/>
+          <w:formProt w:val="0"/>
+          <w:docGrid w:linePitch="600" w:charSpace="32768"/>
+        </w:sectPr>
+      </w:pPr>
+    </w:p>
+    <w:p>
+      <w:pPr>
+        <w:keepNext/>
+        <w:widowControl w:val="0"/>
+        <w:spacing w:before="120"/>
+        <w:jc w:val="center"/>
+        <w:rPr>
+          <w:noProof/>
+          <w:lang w:val="el-GR"/>
+        </w:rPr>
+      </w:pPr>
+      <w:r>
+        <w:rPr>
+          <w:rStyle w:val="greek1"/>
+          <w:rFonts w:cs="Gentium"/>
+          <w:b/>
+          <w:bCs/>
+          <w:i/>
+          <w:iCs/>
+          <w:noProof/>
+          <w:sz w:val="32"/>
+          <w:szCs w:val="32"/>
+          <w:u w:val="single" w:color="0070C0"/>
+          <w:lang w:val="el-GR"/>
+        </w:rPr>
+        <w:t>Chapter 17</w:t>
+      </w:r>
+    </w:p>
+    <w:p>
+      <w:pPr>
+        <w:spacing w:before="120"/>
+        <w:jc w:val="both"/>
+        <w:rPr>
+          <w:rFonts w:ascii="Gentium" w:hAnsi="Gentium" w:cs="Gentium"/>
+          <w:i/>
+          <w:iCs/>
+          <w:noProof/>
+          <w:color w:val="993300"/>
+          <w:sz w:val="28"/>
+          <w:szCs w:val="28"/>
+          <w:u w:color="003300"/>
+          <w:lang w:val="el-GR"/>
+        </w:rPr>
+      </w:pPr>
+      <w:r>
+        <w:rPr>
+          <w:rFonts w:ascii="Gentium" w:hAnsi="Gentium" w:cs="Gentium"/>
+          <w:i/>
+          <w:iCs/>
+          <w:noProof/>
+          <w:color w:val="993300"/>
+          <w:sz w:val="28"/>
+          <w:szCs w:val="28"/>
+          <w:u w:color="003300"/>
+          <w:lang w:val="el-GR"/>
+        </w:rPr>
+        <w:t>καὶ ἀποκριθεὶς ἐγὼ Ἰωάννης εἶπον· ἐγὼ ἐν ὅσῳ εἰσερχόμην ἐν τῷ ἁγίῳ θυσιαστηρίῳ ἐν Ἐφέσῳ λειτουργῆσαι, τὸ πνεῦμα τὸ ἅγιον λέγει μοι ὅτι ἤγγικεν ὁ καιρὸς τῆς ἀναλύσεως τῆς μητρὸς τοῦ κυρίου σου· πορεύθητι ἐν Βηθλεὲμ εἰς ἀσπασμὸν αὐτῆς. καὶ νεφέλη φωτὸς ἥρπασέν με καὶ εἰς τὴν θύραν ἔνθα κατάκεισαι ἔστησέν με.</w:t>
+      </w:r>
+    </w:p>
+    <w:p>
+      <w:pPr>
+        <w:rPr>
+          <w:noProof/>
+          <w:lang w:val="el-GR"/>
+        </w:rPr>
+        <w:sectPr>
+          <w:type w:val="continuous"/>
+          <w:pgSz w:w="16838" w:h="11906" w:orient="landscape"/>
+          <w:pgMar w:top="1418" w:right="1418" w:bottom="1418" w:left="1418" w:header="0" w:footer="0" w:gutter="0"/>
+          <w:cols w:space="720"/>
+          <w:formProt w:val="0"/>
+          <w:docGrid w:linePitch="600" w:charSpace="32768"/>
+        </w:sectPr>
+      </w:pPr>
+    </w:p>
+    <w:p>
+      <w:pPr>
+        <w:keepNext/>
+        <w:widowControl w:val="0"/>
+        <w:spacing w:before="120"/>
+        <w:jc w:val="center"/>
+        <w:rPr>
+          <w:noProof/>
+          <w:lang w:val="el-GR"/>
+        </w:rPr>
+      </w:pPr>
+      <w:r>
+        <w:rPr>
+          <w:rStyle w:val="greek1"/>
+          <w:rFonts w:cs="Gentium"/>
+          <w:b/>
+          <w:bCs/>
+          <w:i/>
+          <w:iCs/>
+          <w:noProof/>
+          <w:sz w:val="32"/>
+          <w:szCs w:val="32"/>
+          <w:u w:val="single" w:color="0070C0"/>
+          <w:lang w:val="el-GR"/>
+        </w:rPr>
+        <w:t>Chapter 18</w:t>
+      </w:r>
+    </w:p>
+    <w:p>
+      <w:pPr>
+        <w:spacing w:before="120"/>
+        <w:jc w:val="both"/>
+        <w:rPr>
+          <w:rFonts w:ascii="Gentium" w:hAnsi="Gentium" w:cs="Gentium"/>
+          <w:i/>
+          <w:iCs/>
+          <w:noProof/>
+          <w:color w:val="993300"/>
+          <w:sz w:val="28"/>
+          <w:szCs w:val="28"/>
+          <w:u w:color="003300"/>
+          <w:lang w:val="el-GR"/>
+        </w:rPr>
+      </w:pPr>
+      <w:r>
+        <w:rPr>
+          <w:rFonts w:ascii="Gentium" w:hAnsi="Gentium" w:cs="Gentium"/>
+          <w:i/>
+          <w:iCs/>
+          <w:noProof/>
+          <w:color w:val="993300"/>
+          <w:sz w:val="28"/>
+          <w:szCs w:val="28"/>
+          <w:u w:color="003300"/>
+          <w:lang w:val="el-GR"/>
+        </w:rPr>
+        <w:t>ἀπεκρίθη καὶ ὁ Πέτρος· κἀγὼ ἐν Ῥώμη διάγων περὶ τὸν ὄρθρον ἤκουσα φωνῆς διὰ τοῦ πνεύματος τοῦ ἁγίου λεγούσης μοι ὅτι ἡ μήτηρ τοῦ κυρίου σου τοῦ καιροῦ ἐγγίσαντος ἀναλῦσαι ἔχει· πορεύθητι ἐν Βηθλεὲμ εἰς ἀσπασμὸν αὐτῆς. καὶ ἰδοὺ νεφέλη φωτὸς ἥρπασέν με, καὶ ἐθεώρησα καὶ τοὺς λοιποὺς ἀποστόλους διὰ νεφελῶν ἐρχομένους πρός με, καὶ φωνὴν λέγουσάν μοι· πάντες ἀπέλθατε εἰς Βηθλεέμ.</w:t>
+      </w:r>
+    </w:p>
+    <w:p>
+      <w:pPr>
+        <w:rPr>
+          <w:noProof/>
+          <w:lang w:val="el-GR"/>
+        </w:rPr>
+        <w:sectPr>
+          <w:type w:val="continuous"/>
+          <w:pgSz w:w="16838" w:h="11906" w:orient="landscape"/>
+          <w:pgMar w:top="1418" w:right="1418" w:bottom="1418" w:left="1418" w:header="0" w:footer="0" w:gutter="0"/>
+          <w:cols w:space="720"/>
+          <w:formProt w:val="0"/>
+          <w:docGrid w:linePitch="600" w:charSpace="32768"/>
+        </w:sectPr>
+      </w:pPr>
+    </w:p>
+    <w:p>
+      <w:pPr>
+        <w:keepNext/>
+        <w:widowControl w:val="0"/>
+        <w:spacing w:before="120"/>
+        <w:jc w:val="center"/>
+        <w:rPr>
+          <w:noProof/>
+          <w:lang w:val="el-GR"/>
+        </w:rPr>
+      </w:pPr>
+      <w:r>
+        <w:rPr>
+          <w:rStyle w:val="greek1"/>
+          <w:rFonts w:cs="Gentium"/>
+          <w:b/>
+          <w:bCs/>
+          <w:i/>
+          <w:iCs/>
+          <w:noProof/>
+          <w:sz w:val="32"/>
+          <w:szCs w:val="32"/>
+          <w:u w:val="single" w:color="0070C0"/>
+          <w:lang w:val="el-GR"/>
+        </w:rPr>
         <w:lastRenderedPageBreak/>
-        <w:t>Chapter 15</w:t>
-      </w:r>
-      <w:r>
-        <w:rPr>
-          <w:rStyle w:val="greek1"/>
-          <w:rFonts w:cs="Gentium"/>
-          <w:b/>
-          <w:bCs/>
-          <w:i/>
-          <w:iCs/>
-          <w:noProof/>
-          <w:sz w:val="32"/>
-          <w:szCs w:val="32"/>
-          <w:u w:val="single" w:color="0070C0"/>
-        </w:rPr>
-        <w:t xml:space="preserve"> (a)</w:t>
-      </w:r>
-    </w:p>
-    <w:p>
-      <w:pPr>
-        <w:spacing w:before="120"/>
-        <w:jc w:val="both"/>
-        <w:rPr>
-          <w:rFonts w:ascii="Gentium" w:hAnsi="Gentium" w:cs="Gentium"/>
-          <w:i/>
-          <w:iCs/>
-          <w:noProof/>
-          <w:color w:val="993300"/>
-          <w:sz w:val="28"/>
-          <w:szCs w:val="28"/>
-          <w:u w:color="003300"/>
-          <w:lang w:val="el-GR"/>
-        </w:rPr>
-      </w:pPr>
-      <w:r>
-        <w:rPr>
-          <w:rFonts w:ascii="Gentium" w:hAnsi="Gentium" w:cs="Gentium"/>
-          <w:i/>
-          <w:iCs/>
-          <w:noProof/>
-          <w:color w:val="993300"/>
-          <w:sz w:val="28"/>
-          <w:szCs w:val="28"/>
-          <w:u w:color="003300"/>
-          <w:lang w:val="el-GR"/>
-        </w:rPr>
-        <w:t>ὁ δὲ Πέτρος ἀρθεὶς ὑπὸ νεφέλης ἔστη μέσον οὐρανοῦ καὶ γῆς, τοῦ πνεύματος τοῦ ἁγίου στηρίξαντος αὐτόν, καὶ σύνοδα τῶν λοιπῶν ἀποστόλων καὶ αὐτῶν ἁρπαγέντων ἐν νεφέλαις εὑρεθῆναι μετὰ τοῦ Πέτρου. καὶ οὕτως ὑπὸ τοῦ πνεύματος τοῦ ἁγίου, ὡς εἴρηται, πάντες ἅμα ἦλθον.</w:t>
-      </w:r>
-    </w:p>
-    <w:p>
-      <w:pPr>
-        <w:keepNext/>
-        <w:widowControl w:val="0"/>
-        <w:spacing w:before="120"/>
-        <w:jc w:val="center"/>
-        <w:rPr>
-          <w:rStyle w:val="greek1"/>
-          <w:rFonts w:cs="Gentium"/>
-          <w:b/>
-          <w:bCs/>
-          <w:i/>
-          <w:iCs/>
-          <w:noProof/>
-          <w:sz w:val="32"/>
-          <w:szCs w:val="32"/>
-          <w:u w:val="single" w:color="0070C0"/>
-          <w:lang w:val="el-GR"/>
-        </w:rPr>
-        <w:sectPr>
-          <w:type w:val="continuous"/>
-          <w:pgSz w:w="16838" w:h="11906" w:orient="landscape"/>
-          <w:pgMar w:top="1418" w:right="1418" w:bottom="1418" w:left="1418" w:header="0" w:footer="0" w:gutter="0"/>
-          <w:cols w:space="720"/>
-          <w:formProt w:val="0"/>
-          <w:docGrid w:linePitch="600" w:charSpace="32768"/>
-        </w:sectPr>
-      </w:pPr>
-    </w:p>
-    <w:p>
-      <w:pPr>
-        <w:keepNext/>
-        <w:widowControl w:val="0"/>
-        <w:spacing w:before="120"/>
-        <w:jc w:val="center"/>
-        <w:rPr>
-          <w:noProof/>
-        </w:rPr>
-      </w:pPr>
-      <w:r>
-        <w:rPr>
-          <w:rStyle w:val="greek1"/>
-          <w:rFonts w:cs="Gentium"/>
-          <w:b/>
-          <w:bCs/>
-          <w:i/>
-          <w:iCs/>
-          <w:noProof/>
-          <w:sz w:val="32"/>
-          <w:szCs w:val="32"/>
-          <w:u w:val="single" w:color="0070C0"/>
-          <w:lang w:val="el-GR"/>
-        </w:rPr>
-        <w:t>Chapter 15</w:t>
-      </w:r>
-      <w:r>
-        <w:rPr>
-          <w:rStyle w:val="greek1"/>
-          <w:rFonts w:cs="Gentium"/>
-          <w:b/>
-          <w:bCs/>
-          <w:i/>
-          <w:iCs/>
-          <w:noProof/>
-          <w:sz w:val="32"/>
-          <w:szCs w:val="32"/>
-          <w:u w:val="single" w:color="0070C0"/>
-        </w:rPr>
-        <w:t xml:space="preserve"> (b)</w:t>
-      </w:r>
-    </w:p>
-    <w:p>
-      <w:pPr>
-        <w:spacing w:before="120"/>
-        <w:jc w:val="both"/>
-        <w:rPr>
-          <w:rFonts w:ascii="Gentium" w:hAnsi="Gentium" w:cs="Gentium"/>
-          <w:i/>
-          <w:iCs/>
-          <w:noProof/>
-          <w:color w:val="993300"/>
-          <w:sz w:val="28"/>
-          <w:szCs w:val="28"/>
-          <w:u w:color="003300"/>
-          <w:lang w:val="el-GR"/>
-        </w:rPr>
-      </w:pPr>
-      <w:r>
-        <w:rPr>
-          <w:rFonts w:ascii="Gentium" w:hAnsi="Gentium" w:cs="Gentium"/>
-          <w:i/>
-          <w:iCs/>
-          <w:noProof/>
-          <w:color w:val="993300"/>
-          <w:sz w:val="28"/>
-          <w:szCs w:val="28"/>
-          <w:u w:color="003300"/>
-          <w:lang w:val="el-GR"/>
-        </w:rPr>
-        <w:t>Καὶ εἰσελθόντες πρὸς τὴν μητέρα τοῦ κυρίου καὶ θεοῦ ἡμῶν προσκυνήσαντες εἴπαμεν· μὴ φοβοῦ μηδὲ λυποῦ· κύριος ὁ θεὸς ὁ τεχθεὶς ἐκ σοῦ ἐκβαλεῖ σε ἐκ τοῦ κόσμου τούτου μετὰ δόξης. καὶ ἀγαλλιασαμένη ἐπὶ τῷ θεῷ τῷ σωτῆρι αὐτῆς ἀνεκάθισεν ἐν τῇ κλίνῃ, καὶ λέγει τοῖς ἀποστόλοις· ἄρτι ἐπίστευσα ὅτι ἔρχεται ὁ διδάσκαλος καὶ θεὸς ἡμῶν ἐξ οὐρανοῦ, καὶ θεωρῶ αὐτόν, καὶ οὕτως ἀναλύω ἐκ τοῦ βίου τούτου, ὥσπερ ἐθεασάμην ὑμᾶς παραγεναμένους. καὶ θέλω ἵνα εἴπητέ μοι, πόθεν γνόντες ὅτι ἀναλύω παρεγένεσθε πρός με, καὶ ἀπὸ ποίων χωρῶν καὶ διὰ πόσου παρεγένεσθε ἐνταῦθα, ὅτι οὕτως ἐταχύνατε εἰς τὴν ἐμὴν ἐπίσκεψιν. οὔτε γὰρ ἀπέκρυψέν μοι ὁ ἐξ ἐμοῦ τεχθείς, ὁ κύριος ἡμῶν Ἰησοῦς Χριστός, ὁ τῶν ὅλων θεός· πεπίστευκα γὰρ καὶ νῦν ὅτι οὗτός ἐστιν ὁ υἱὸς τοῦ ὑψίστου.</w:t>
-      </w:r>
-    </w:p>
-    <w:p>
-      <w:pPr>
-        <w:rPr>
-          <w:noProof/>
-          <w:lang w:val="el-GR"/>
-        </w:rPr>
-        <w:sectPr>
-          <w:type w:val="continuous"/>
-          <w:pgSz w:w="16838" w:h="11906" w:orient="landscape"/>
-          <w:pgMar w:top="1418" w:right="1418" w:bottom="1418" w:left="1418" w:header="0" w:footer="0" w:gutter="0"/>
-          <w:cols w:space="720"/>
-          <w:formProt w:val="0"/>
-          <w:docGrid w:linePitch="600" w:charSpace="32768"/>
-        </w:sectPr>
-      </w:pPr>
-    </w:p>
-    <w:p>
-      <w:pPr>
-        <w:keepNext/>
-        <w:widowControl w:val="0"/>
-        <w:spacing w:before="120"/>
-        <w:jc w:val="center"/>
-        <w:rPr>
-          <w:noProof/>
-          <w:lang w:val="el-GR"/>
-        </w:rPr>
-      </w:pPr>
-      <w:r>
-        <w:rPr>
-          <w:rStyle w:val="greek1"/>
-          <w:rFonts w:cs="Gentium"/>
-          <w:b/>
-          <w:bCs/>
-          <w:i/>
-          <w:iCs/>
-          <w:noProof/>
-          <w:sz w:val="32"/>
-          <w:szCs w:val="32"/>
-          <w:u w:val="single" w:color="0070C0"/>
-          <w:lang w:val="el-GR"/>
-        </w:rPr>
-        <w:t>Chapter 16</w:t>
-      </w:r>
-    </w:p>
-    <w:p>
-      <w:pPr>
-        <w:spacing w:before="120"/>
-        <w:jc w:val="both"/>
-        <w:rPr>
-          <w:rFonts w:ascii="Gentium" w:hAnsi="Gentium" w:cs="Gentium"/>
-          <w:i/>
-          <w:iCs/>
-          <w:noProof/>
-          <w:color w:val="993300"/>
-          <w:sz w:val="28"/>
-          <w:szCs w:val="28"/>
-          <w:u w:color="003300"/>
-          <w:lang w:val="el-GR"/>
-        </w:rPr>
-      </w:pPr>
-      <w:r>
-        <w:rPr>
-          <w:rStyle w:val="chapternumber1"/>
-          <w:rFonts w:ascii="Gentium" w:hAnsi="Gentium" w:cs="Gentium"/>
-          <w:i/>
-          <w:iCs/>
-          <w:noProof/>
-          <w:color w:val="993300"/>
-          <w:sz w:val="28"/>
-          <w:szCs w:val="28"/>
-          <w:u w:color="003300"/>
-          <w:lang w:val="el-GR"/>
-        </w:rPr>
-        <w:t xml:space="preserve">Καὶ </w:t>
-      </w:r>
-      <w:r>
-        <w:rPr>
-          <w:rFonts w:ascii="Gentium" w:hAnsi="Gentium" w:cs="Gentium"/>
-          <w:i/>
-          <w:iCs/>
-          <w:noProof/>
-          <w:color w:val="993300"/>
-          <w:sz w:val="28"/>
-          <w:szCs w:val="28"/>
-          <w:u w:color="003300"/>
-          <w:lang w:val="el-GR"/>
-        </w:rPr>
-        <w:t>ἀποκριθεὶς ὁ Πέτρος εἶπεν τοῖς ἀποστόλοις· ἕκαστος, πρὸς ὃ τὸ πνεῦμα τὸ ἅγιον εὐηγγελίσατο καὶ διετάξατο ἡμῖν, πληροφορήσωμεν τὴν μητέρα τοῦ κυρίου ἡμῶν.</w:t>
-      </w:r>
-    </w:p>
-    <w:p>
-      <w:pPr>
-        <w:rPr>
-          <w:noProof/>
-          <w:lang w:val="el-GR"/>
-        </w:rPr>
-        <w:sectPr>
-          <w:type w:val="continuous"/>
-          <w:pgSz w:w="16838" w:h="11906" w:orient="landscape"/>
-          <w:pgMar w:top="1418" w:right="1418" w:bottom="1418" w:left="1418" w:header="0" w:footer="0" w:gutter="0"/>
-          <w:cols w:space="720"/>
-          <w:formProt w:val="0"/>
-          <w:docGrid w:linePitch="600" w:charSpace="32768"/>
-        </w:sectPr>
-      </w:pPr>
-    </w:p>
-    <w:p>
-      <w:pPr>
-        <w:keepNext/>
-        <w:widowControl w:val="0"/>
-        <w:spacing w:before="120"/>
-        <w:jc w:val="center"/>
-        <w:rPr>
-          <w:noProof/>
-          <w:lang w:val="el-GR"/>
-        </w:rPr>
-      </w:pPr>
-      <w:r>
-        <w:rPr>
-          <w:rStyle w:val="greek1"/>
-          <w:rFonts w:cs="Gentium"/>
-          <w:b/>
-          <w:bCs/>
-          <w:i/>
-          <w:iCs/>
-          <w:noProof/>
-          <w:sz w:val="32"/>
-          <w:szCs w:val="32"/>
-          <w:u w:val="single" w:color="0070C0"/>
-          <w:lang w:val="el-GR"/>
-        </w:rPr>
-        <w:t>Chapter 17</w:t>
-      </w:r>
-    </w:p>
-    <w:p>
-      <w:pPr>
-        <w:spacing w:before="120"/>
-        <w:jc w:val="both"/>
-        <w:rPr>
-          <w:rFonts w:ascii="Gentium" w:hAnsi="Gentium" w:cs="Gentium"/>
-          <w:i/>
-          <w:iCs/>
-          <w:noProof/>
-          <w:color w:val="993300"/>
-          <w:sz w:val="28"/>
-          <w:szCs w:val="28"/>
-          <w:u w:color="003300"/>
-          <w:lang w:val="el-GR"/>
-        </w:rPr>
-      </w:pPr>
-      <w:r>
-        <w:rPr>
-          <w:rFonts w:ascii="Gentium" w:hAnsi="Gentium" w:cs="Gentium"/>
-          <w:i/>
-          <w:iCs/>
-          <w:noProof/>
-          <w:color w:val="993300"/>
-          <w:sz w:val="28"/>
-          <w:szCs w:val="28"/>
-          <w:u w:color="003300"/>
-          <w:lang w:val="el-GR"/>
-        </w:rPr>
-        <w:t>καὶ ἀποκριθεὶς ἐγὼ Ἰωάννης εἶπον· ἐγὼ ἐν ὅσῳ εἰσερχόμην ἐν τῷ ἁγίῳ θυσιαστηρίῳ ἐν Ἐφέσῳ λειτουργῆσαι, τὸ πνεῦμα τὸ ἅγιον λέγει μοι ὅτι ἤγγικεν ὁ καιρὸς τῆς ἀναλύσεως τῆς μητρὸς τοῦ κυρίου σου· πορεύθητι ἐν Βηθλεὲμ εἰς ἀσπασμὸν αὐτῆς. καὶ νεφέλη φωτὸς ἥρπασέν με καὶ εἰς τὴν θύραν ἔνθα κατάκεισαι ἔστησέν με.</w:t>
-      </w:r>
-    </w:p>
-    <w:p>
-      <w:pPr>
-        <w:rPr>
-          <w:noProof/>
-          <w:lang w:val="el-GR"/>
-        </w:rPr>
-        <w:sectPr>
-          <w:type w:val="continuous"/>
-          <w:pgSz w:w="16838" w:h="11906" w:orient="landscape"/>
-          <w:pgMar w:top="1418" w:right="1418" w:bottom="1418" w:left="1418" w:header="0" w:footer="0" w:gutter="0"/>
-          <w:cols w:space="720"/>
-          <w:formProt w:val="0"/>
-          <w:docGrid w:linePitch="600" w:charSpace="32768"/>
-        </w:sectPr>
-      </w:pPr>
-    </w:p>
-    <w:p>
-      <w:pPr>
-        <w:keepNext/>
-        <w:widowControl w:val="0"/>
-        <w:spacing w:before="120"/>
-        <w:jc w:val="center"/>
-        <w:rPr>
-          <w:noProof/>
-          <w:lang w:val="el-GR"/>
-        </w:rPr>
-      </w:pPr>
-      <w:r>
-        <w:rPr>
-          <w:rStyle w:val="greek1"/>
-          <w:rFonts w:cs="Gentium"/>
-          <w:b/>
-          <w:bCs/>
-          <w:i/>
-          <w:iCs/>
-          <w:noProof/>
-          <w:sz w:val="32"/>
-          <w:szCs w:val="32"/>
-          <w:u w:val="single" w:color="0070C0"/>
-          <w:lang w:val="el-GR"/>
-        </w:rPr>
-        <w:t>Chapter 18</w:t>
-      </w:r>
-    </w:p>
-    <w:p>
-      <w:pPr>
-        <w:spacing w:before="120"/>
-        <w:jc w:val="both"/>
-        <w:rPr>
-          <w:rFonts w:ascii="Gentium" w:hAnsi="Gentium" w:cs="Gentium"/>
-          <w:i/>
-          <w:iCs/>
-          <w:noProof/>
-          <w:color w:val="993300"/>
-          <w:sz w:val="28"/>
-          <w:szCs w:val="28"/>
-          <w:u w:color="003300"/>
-          <w:lang w:val="el-GR"/>
-        </w:rPr>
-      </w:pPr>
-      <w:r>
-        <w:rPr>
-          <w:rFonts w:ascii="Gentium" w:hAnsi="Gentium" w:cs="Gentium"/>
-          <w:i/>
-          <w:iCs/>
-          <w:noProof/>
-          <w:color w:val="993300"/>
-          <w:sz w:val="28"/>
-          <w:szCs w:val="28"/>
-          <w:u w:color="003300"/>
-          <w:lang w:val="el-GR"/>
-        </w:rPr>
-        <w:t xml:space="preserve">ἀπεκρίθη καὶ ὁ Πέτρος· κἀγὼ ἐν Ῥώμη διάγων περὶ τὸν ὄρθρον ἤκουσα φωνῆς διὰ τοῦ πνεύματος τοῦ ἁγίου λεγούσης μοι ὅτι ἡ μήτηρ τοῦ κυρίου σου τοῦ καιροῦ ἐγγίσαντος ἀναλῦσαι ἔχει· πορεύθητι ἐν Βηθλεὲμ εἰς ἀσπασμὸν αὐτῆς. καὶ ἰδοὺ νεφέλη φωτὸς ἥρπασέν </w:t>
-      </w:r>
-      <w:r>
-        <w:rPr>
-          <w:rFonts w:ascii="Gentium" w:hAnsi="Gentium" w:cs="Gentium"/>
-          <w:i/>
-          <w:iCs/>
-          <w:noProof/>
-          <w:color w:val="993300"/>
-          <w:sz w:val="28"/>
-          <w:szCs w:val="28"/>
-          <w:u w:color="003300"/>
-          <w:lang w:val="el-GR"/>
-        </w:rPr>
-        <w:lastRenderedPageBreak/>
-        <w:t>με, καὶ ἐθεώρησα καὶ τοὺς λοιποὺς ἀποστόλους διὰ νεφελῶν ἐρχομένους πρός με, καὶ φωνὴν λέγουσάν μοι· πάντες ἀπέλθατε εἰς Βηθλεέμ.</w:t>
-      </w:r>
-    </w:p>
-    <w:p>
-      <w:pPr>
-        <w:rPr>
-          <w:noProof/>
-          <w:lang w:val="el-GR"/>
-        </w:rPr>
-        <w:sectPr>
-          <w:type w:val="continuous"/>
-          <w:pgSz w:w="16838" w:h="11906" w:orient="landscape"/>
-          <w:pgMar w:top="1418" w:right="1418" w:bottom="1418" w:left="1418" w:header="0" w:footer="0" w:gutter="0"/>
-          <w:cols w:space="720"/>
-          <w:formProt w:val="0"/>
-          <w:docGrid w:linePitch="600" w:charSpace="32768"/>
-        </w:sectPr>
-      </w:pPr>
-    </w:p>
-    <w:p>
-      <w:pPr>
-        <w:keepNext/>
-        <w:widowControl w:val="0"/>
-        <w:spacing w:before="120"/>
-        <w:jc w:val="center"/>
-        <w:rPr>
-          <w:noProof/>
-          <w:lang w:val="el-GR"/>
-        </w:rPr>
-      </w:pPr>
-      <w:r>
-        <w:rPr>
-          <w:rStyle w:val="greek1"/>
-          <w:rFonts w:cs="Gentium"/>
-          <w:b/>
-          <w:bCs/>
-          <w:i/>
-          <w:iCs/>
-          <w:noProof/>
-          <w:sz w:val="32"/>
-          <w:szCs w:val="32"/>
-          <w:u w:val="single" w:color="0070C0"/>
-          <w:lang w:val="el-GR"/>
-        </w:rPr>
         <w:t>Chapter 19</w:t>
       </w:r>
     </w:p>
